--- a/data/testcase_uc3_v2/03_policy_khoan_chi/03_policy_khoan_chi-tc05_chi_tieu_ca_nhan/request_form.docx
+++ b/data/testcase_uc3_v2/03_policy_khoan_chi/03_policy_khoan_chi-tc05_chi_tieu_ca_nhan/request_form.docx
@@ -36,7 +36,7 @@
     </w:p>
     <w:p>
       <w:r>
-        <w:t>Nội dung: Không hợp lệ - khoản chi cá nhân.</w:t>
+        <w:t>Nội dung: Đề nghị hoàn ứng các khoản chi đã chi trả phục vụ công việc theo bảng kê đính kèm.</w:t>
       </w:r>
     </w:p>
     <w:p/>
@@ -170,7 +170,7 @@
               <w:rPr>
                 <w:sz w:val="18"/>
               </w:rPr>
-              <w:t>Mua quà cá nhân</w:t>
+              <w:t>Mua nước hoa</w:t>
             </w:r>
           </w:p>
         </w:tc>
